--- a/research/Honor_Materials_For_Stacy_Review_2026-08-08.docx
+++ b/research/Honor_Materials_For_Stacy_Review_2026-08-08.docx
@@ -1392,7 +1392,95 @@
         <w:spacing w:after="140"/>
       </w:pPr>
       <w:r>
-        <w:t xml:space="preserve">7. Where you can stop it</w:t>
+        <w:t xml:space="preserve">7. If your agency needs to clear this</w:t>
+      </w:r>
+    </w:p>
+    <w:p>
+      <w:pPr>
+        <w:spacing w:after="140"/>
+      </w:pPr>
+      <w:r>
+        <w:t xml:space="preserve">You work for a New York City agency, and your title and employer would appear alongside your name. That puts this in the same category as any other outside recognition a city employee receives, and it is normal to check before accepting rather than after.</w:t>
+      </w:r>
+    </w:p>
+    <w:p>
+      <w:pPr>
+        <w:spacing w:after="140"/>
+      </w:pPr>
+      <w:r>
+        <w:t xml:space="preserve">A few points that may be useful if you raise it with your agency or with the Conflicts of Interest Board:</w:t>
+      </w:r>
+    </w:p>
+    <w:p>
+      <w:pPr>
+        <w:numPr>
+          <w:ilvl w:val="0"/>
+          <w:numId w:val="1"/>
+        </w:numPr>
+        <w:spacing w:after="60"/>
+      </w:pPr>
+      <w:r>
+        <w:t xml:space="preserve">There is no money involved in any direction. No fee, no honorarium, no payment, no gift of value.</w:t>
+      </w:r>
+    </w:p>
+    <w:p>
+      <w:pPr>
+        <w:numPr>
+          <w:ilvl w:val="0"/>
+          <w:numId w:val="1"/>
+        </w:numPr>
+        <w:spacing w:after="60"/>
+      </w:pPr>
+      <w:r>
+        <w:t xml:space="preserve">The Justification Review Standard does not hold, and has never held, a contract or any other business relationship with New York City or with HPD.</w:t>
+      </w:r>
+    </w:p>
+    <w:p>
+      <w:pPr>
+        <w:numPr>
+          <w:ilvl w:val="0"/>
+          <w:numId w:val="1"/>
+        </w:numPr>
+        <w:spacing w:after="60"/>
+      </w:pPr>
+      <w:r>
+        <w:t xml:space="preserve">The work was done in your personal capacity, on public documents that were already public.</w:t>
+      </w:r>
+    </w:p>
+    <w:p>
+      <w:pPr>
+        <w:numPr>
+          <w:ilvl w:val="0"/>
+          <w:numId w:val="1"/>
+        </w:numPr>
+        <w:spacing w:after="60"/>
+      </w:pPr>
+      <w:r>
+        <w:t xml:space="preserve">Nothing requires your title to appear at all. If your agency prefers, the certificate can print your name alone, and any public listing can show your name with no employer.</w:t>
+      </w:r>
+    </w:p>
+    <w:p>
+      <w:pPr>
+        <w:spacing w:after="140"/>
+      </w:pPr>
+      <w:r>
+        <w:t xml:space="preserve">If clearance takes time, the timing is yours. Nothing here expires.</w:t>
+      </w:r>
+    </w:p>
+    <w:p>
+      <w:pPr>
+        <w:pBdr>
+          <w:bottom w:val="single" w:sz="6" w:space="1" w:color="AAAAAA"/>
+        </w:pBdr>
+      </w:pPr>
+    </w:p>
+    <w:p>
+      <w:pPr>
+        <w:pStyle w:val="Heading2"/>
+        <w:spacing w:after="140"/>
+      </w:pPr>
+      <w:r>
+        <w:t xml:space="preserve">8. Where you can stop it</w:t>
       </w:r>
     </w:p>
     <w:p>
@@ -1506,7 +1594,7 @@
         <w:spacing w:after="140"/>
       </w:pPr>
       <w:r>
-        <w:t xml:space="preserve">8. Sequence, since you asked to review before anything goes out</w:t>
+        <w:t xml:space="preserve">9. Sequence, since you asked to review before anything goes out</w:t>
       </w:r>
     </w:p>
     <w:p>

--- a/research/Honor_Materials_For_Stacy_Review_2026-08-08.docx
+++ b/research/Honor_Materials_For_Stacy_Review_2026-08-08.docx
@@ -60,30 +60,6 @@
       </w:pPr>
       <w:r>
         <w:t xml:space="preserve">If any of it reads as overstated, tell me and I will change it.</w:t>
-      </w:r>
-    </w:p>
-    <w:p>
-      <w:pPr>
-        <w:pBdr>
-          <w:bottom w:val="single" w:sz="6" w:space="1" w:color="AAAAAA"/>
-        </w:pBdr>
-      </w:pPr>
-    </w:p>
-    <w:p>
-      <w:pPr>
-        <w:pStyle w:val="Heading2"/>
-        <w:spacing w:after="140"/>
-      </w:pPr>
-      <w:r>
-        <w:t xml:space="preserve">What it is</w:t>
-      </w:r>
-    </w:p>
-    <w:p>
-      <w:pPr>
-        <w:spacing w:after="140"/>
-      </w:pPr>
-      <w:r>
-        <w:t xml:space="preserve">A recognition given by the JRS research programme, not by a university or a government body. No fee, no membership, no obligation. One person a year for work on documentation quality in public records.</w:t>
       </w:r>
     </w:p>
     <w:p>

--- a/research/Honor_Materials_For_Stacy_Review_2026-08-08.docx
+++ b/research/Honor_Materials_For_Stacy_Review_2026-08-08.docx
@@ -19,7 +19,7 @@
         <w:rPr>
           <w:b/>
         </w:rPr>
-        <w:t xml:space="preserve">Stacy Young · H-2026-01 · first honoree</w:t>
+        <w:t xml:space="preserve">Stacyann Young · H-2026-01 · first honoree</w:t>
       </w:r>
     </w:p>
     <w:p>
@@ -51,7 +51,7 @@
         <w:spacing w:after="140"/>
       </w:pPr>
       <w:r>
-        <w:t xml:space="preserve">&gt; For designing and completing the public-records documentation study: 32 real determinations, advisory opinions and compliance audits, drawn from four document classes and two states and spanning twenty-one years of decisions, each assessed from the source alone and each accompanied by a written record of the basis for that assessment.</w:t>
+        <w:t xml:space="preserve">&gt; In recognition of voluntarily designing and completing a public-records documentation study of 32 public determinations, advisory opinions, and compliance audits, drawn from four document classes and two states and spanning twenty-one years of decisions, each assessed from the source alone and each accompanied by a written record of the basis for that assessment.</w:t>
       </w:r>
     </w:p>
     <w:p>
@@ -83,7 +83,7 @@
         <w:spacing w:after="140"/>
       </w:pPr>
       <w:r>
-        <w:t xml:space="preserve">Attached, drafted in your name. It prints:</w:t>
+        <w:t xml:space="preserve">Attached, drafted in your name. It prints your name alone, with no title line and no employer:</w:t>
       </w:r>
     </w:p>
     <w:p>
@@ -94,23 +94,15 @@
         <w:rPr>
           <w:b/>
         </w:rPr>
-        <w:t xml:space="preserve">Stacy Young</w:t>
-      </w:r>
-    </w:p>
-    <w:p>
-      <w:pPr>
-        <w:spacing w:after="140"/>
-      </w:pPr>
-      <w:r>
-        <w:t xml:space="preserve">Deputy Records Access Officer, NYC Department of Housing Preservation and Development</w:t>
-      </w:r>
-    </w:p>
-    <w:p>
-      <w:pPr>
-        <w:spacing w:after="140"/>
-      </w:pPr>
-      <w:r>
-        <w:t xml:space="preserve">Both are editable. If your agency would rather your title not appear, it can print your name alone.</w:t>
+        <w:t xml:space="preserve">Stacyann Young</w:t>
+      </w:r>
+    </w:p>
+    <w:p>
+      <w:pPr>
+        <w:spacing w:after="140"/>
+      </w:pPr>
+      <w:r>
+        <w:t xml:space="preserve">Your agency title and employer are removed from the certificate and from every public-facing item, at your request of 2026-08-09.</w:t>
       </w:r>
     </w:p>
     <w:p>
